--- a/output/students/Case Document - Variation 2 (Specific Questions).docx
+++ b/output/students/Case Document - Variation 2 (Specific Questions).docx
@@ -243,7 +243,7 @@
     </w:p>
     <w:p>
       <w:r>
-        <w:t xml:space="preserve">The data comes as CSV, Excel, SQLite, DuckDB and Parquet files, with identical values in each. For a website, the CSV file (8.6 MB) is the simplest choice. The Parquet file is smaller (about 2 MB), but reading it in a browser takes an extra library.</w:t>
+        <w:t xml:space="preserve">The data comes as CSV, Excel, SQLite, DuckDB and Parquet files, with identical values in each. For a website, the CSV file (about 9 MB) is the simplest choice. The Parquet file is smaller (about 2 MB), but reading it in a browser takes an extra library.</w:t>
       </w:r>
     </w:p>
     <w:p>
@@ -255,7 +255,7 @@
         <w:t xml:space="preserve">Read the data description sheet before you start, and give it to your agent before it writes any analysis code.</w:t>
       </w:r>
       <w:r>
-        <w:t xml:space="preserve"> The sheet explains every column. It also explains five problems in the data that will trip up any analysis that ignores them:</w:t>
+        <w:t xml:space="preserve"> The sheet explains every column. It also explains, under "Five things that will bite you," five problems in the data that will trip up any analysis that ignores them:</w:t>
       </w:r>
     </w:p>
     <w:p>
@@ -325,10 +325,10 @@
           <w:b/>
           <w:bCs/>
         </w:rPr>
-        <w:t xml:space="preserve">Street addresses repeat</w:t>
-      </w:r>
-      <w:r>
-        <w:t xml:space="preserve"> because condo and apartment units share an address. Never remove duplicates by address.</w:t>
+        <w:t xml:space="preserve">Street addresses repeat.</w:t>
+      </w:r>
+      <w:r>
+        <w:t xml:space="preserve"> Condo and apartment units can share an address, so never remove a sale just because its address repeats.</w:t>
       </w:r>
     </w:p>
     <w:p>
@@ -467,7 +467,7 @@
     </w:p>
     <w:p>
       <w:r>
-        <w:t xml:space="preserve">You may arrange the answers in any order and layout, and add anything else you like. Your site must also have a Data notes section that restates the definitions below.</w:t>
+        <w:t xml:space="preserve">Write the answers for a general reader, such as someone thinking about moving to one of these towns. You may arrange the answers in any order and layout, and add anything else you like. Your site must also have a Data notes section that restates the definitions below.</w:t>
       </w:r>
     </w:p>
     <w:p>
@@ -480,7 +480,7 @@
     </w:p>
     <w:p>
       <w:r>
-        <w:t xml:space="preserve">Use these definitions so every answer can be checked.</w:t>
+        <w:t xml:space="preserve">Use these definitions so every answer can be checked. They take the place of the rules that "The data" section asks you to choose.</w:t>
       </w:r>
     </w:p>
     <w:p>
@@ -542,27 +542,7 @@
         <w:t xml:space="preserve">sale_price</w:t>
       </w:r>
       <w:r>
-        <w:t xml:space="preserve"> of $1,000 or more.</w:t>
-      </w:r>
-    </w:p>
-    <w:p>
-      <w:pPr>
-        <w:pStyle w:val="ListParagraph"/>
-        <w:numPr>
-          <w:ilvl w:val="0"/>
-          <w:numId w:val="6"/>
-        </w:numPr>
-        <w:spacing w:after="80"/>
-      </w:pPr>
-      <w:r>
-        <w:rPr>
-          <w:b/>
-          <w:bCs/>
-        </w:rPr>
-        <w:t xml:space="preserve">Price per square foot:</w:t>
-      </w:r>
-      <w:r>
-        <w:t xml:space="preserve"> </w:t>
+        <w:t xml:space="preserve"> of $1,000 or more. Use only valid sales for figures that involve </w:t>
       </w:r>
       <w:r>
         <w:rPr>
@@ -573,7 +553,27 @@
         <w:t xml:space="preserve">sale_price</w:t>
       </w:r>
       <w:r>
-        <w:t xml:space="preserve"> divided by </w:t>
+        <w:t xml:space="preserve"> (Questions 1, 3 and 5). The other questions use every sale.</w:t>
+      </w:r>
+    </w:p>
+    <w:p>
+      <w:pPr>
+        <w:pStyle w:val="ListParagraph"/>
+        <w:numPr>
+          <w:ilvl w:val="0"/>
+          <w:numId w:val="6"/>
+        </w:numPr>
+        <w:spacing w:after="80"/>
+      </w:pPr>
+      <w:r>
+        <w:rPr>
+          <w:b/>
+          <w:bCs/>
+        </w:rPr>
+        <w:t xml:space="preserve">Price per square foot:</w:t>
+      </w:r>
+      <w:r>
+        <w:t xml:space="preserve"> </w:t>
       </w:r>
       <w:r>
         <w:rPr>
@@ -581,30 +581,10 @@
           <w:sz w:val="20"/>
           <w:szCs w:val="20"/>
         </w:rPr>
-        <w:t xml:space="preserve">living_area_sqft</w:t>
-      </w:r>
-      <w:r>
-        <w:t xml:space="preserve">. Compute it for each valid sale with a living area of at least 100 square feet, then take the median of those values. (Dividing a median price by a median living area gives a different, wrong answer.)</w:t>
-      </w:r>
-    </w:p>
-    <w:p>
-      <w:pPr>
-        <w:pStyle w:val="ListParagraph"/>
-        <w:numPr>
-          <w:ilvl w:val="0"/>
-          <w:numId w:val="6"/>
-        </w:numPr>
-        <w:spacing w:after="80"/>
-      </w:pPr>
-      <w:r>
-        <w:rPr>
-          <w:b/>
-          <w:bCs/>
-        </w:rPr>
-        <w:t xml:space="preserve">Days on market:</w:t>
-      </w:r>
-      <w:r>
-        <w:t xml:space="preserve"> the number of days from </w:t>
+        <w:t xml:space="preserve">sale_price</w:t>
+      </w:r>
+      <w:r>
+        <w:t xml:space="preserve"> divided by </w:t>
       </w:r>
       <w:r>
         <w:rPr>
@@ -612,10 +592,30 @@
           <w:sz w:val="20"/>
           <w:szCs w:val="20"/>
         </w:rPr>
-        <w:t xml:space="preserve">list_date</w:t>
-      </w:r>
-      <w:r>
-        <w:t xml:space="preserve"> to </w:t>
+        <w:t xml:space="preserve">living_area_sqft</w:t>
+      </w:r>
+      <w:r>
+        <w:t xml:space="preserve">. Compute it for each valid sale with a living area of at least 100 square feet, then take the median of those values. (Dividing a median price by a median living area gives a different, wrong answer.)</w:t>
+      </w:r>
+    </w:p>
+    <w:p>
+      <w:pPr>
+        <w:pStyle w:val="ListParagraph"/>
+        <w:numPr>
+          <w:ilvl w:val="0"/>
+          <w:numId w:val="6"/>
+        </w:numPr>
+        <w:spacing w:after="80"/>
+      </w:pPr>
+      <w:r>
+        <w:rPr>
+          <w:b/>
+          <w:bCs/>
+        </w:rPr>
+        <w:t xml:space="preserve">Days on market:</w:t>
+      </w:r>
+      <w:r>
+        <w:t xml:space="preserve"> the number of days from </w:t>
       </w:r>
       <w:r>
         <w:rPr>
@@ -623,30 +623,10 @@
           <w:sz w:val="20"/>
           <w:szCs w:val="20"/>
         </w:rPr>
-        <w:t xml:space="preserve">contract_date</w:t>
-      </w:r>
-      <w:r>
-        <w:t xml:space="preserve">, for sales that have both dates. A blank date is never zero.</w:t>
-      </w:r>
-    </w:p>
-    <w:p>
-      <w:pPr>
-        <w:pStyle w:val="ListParagraph"/>
-        <w:numPr>
-          <w:ilvl w:val="0"/>
-          <w:numId w:val="6"/>
-        </w:numPr>
-        <w:spacing w:after="80"/>
-      </w:pPr>
-      <w:r>
-        <w:rPr>
-          <w:b/>
-          <w:bCs/>
-        </w:rPr>
-        <w:t xml:space="preserve">Distance bands,</w:t>
-      </w:r>
-      <w:r>
-        <w:t xml:space="preserve"> based on </w:t>
+        <w:t xml:space="preserve">list_date</w:t>
+      </w:r>
+      <w:r>
+        <w:t xml:space="preserve"> to </w:t>
       </w:r>
       <w:r>
         <w:rPr>
@@ -654,203 +634,30 @@
           <w:sz w:val="20"/>
           <w:szCs w:val="20"/>
         </w:rPr>
-        <w:t xml:space="preserve">miles_to_campus</w:t>
-      </w:r>
-      <w:r>
-        <w:t xml:space="preserve">:</w:t>
-      </w:r>
-    </w:p>
-    <w:p>
-      <w:pPr>
-        <w:pStyle w:val="ListParagraph"/>
-        <w:numPr>
-          <w:ilvl w:val="1"/>
+        <w:t xml:space="preserve">contract_date</w:t>
+      </w:r>
+      <w:r>
+        <w:t xml:space="preserve">, for sales that have both dates. A blank date is never zero.</w:t>
+      </w:r>
+    </w:p>
+    <w:p>
+      <w:pPr>
+        <w:pStyle w:val="ListParagraph"/>
+        <w:numPr>
+          <w:ilvl w:val="0"/>
           <w:numId w:val="6"/>
         </w:numPr>
-        <w:spacing w:after="60"/>
-      </w:pPr>
-      <w:r>
-        <w:t xml:space="preserve">Under 1 mile</w:t>
-      </w:r>
-    </w:p>
-    <w:p>
-      <w:pPr>
-        <w:pStyle w:val="ListParagraph"/>
-        <w:numPr>
-          <w:ilvl w:val="1"/>
-          <w:numId w:val="6"/>
-        </w:numPr>
-        <w:spacing w:after="60"/>
-      </w:pPr>
-      <w:r>
-        <w:t xml:space="preserve">1 to under 2 miles</w:t>
-      </w:r>
-    </w:p>
-    <w:p>
-      <w:pPr>
-        <w:pStyle w:val="ListParagraph"/>
-        <w:numPr>
-          <w:ilvl w:val="1"/>
-          <w:numId w:val="6"/>
-        </w:numPr>
-        <w:spacing w:after="60"/>
-      </w:pPr>
-      <w:r>
-        <w:t xml:space="preserve">2 to under 5 miles</w:t>
-      </w:r>
-    </w:p>
-    <w:p>
-      <w:pPr>
-        <w:pStyle w:val="ListParagraph"/>
-        <w:numPr>
-          <w:ilvl w:val="1"/>
-          <w:numId w:val="6"/>
-        </w:numPr>
-        <w:spacing w:after="60"/>
-      </w:pPr>
-      <w:r>
-        <w:t xml:space="preserve">5 to under 10 miles</w:t>
-      </w:r>
-    </w:p>
-    <w:p>
-      <w:pPr>
-        <w:pStyle w:val="ListParagraph"/>
-        <w:numPr>
-          <w:ilvl w:val="1"/>
-          <w:numId w:val="6"/>
-        </w:numPr>
-        <w:spacing w:after="60"/>
-      </w:pPr>
-      <w:r>
-        <w:t xml:space="preserve">10 miles or more</w:t>
-      </w:r>
-    </w:p>
-    <w:p>
-      <w:pPr>
-        <w:pStyle w:val="ListParagraph"/>
-        <w:numPr>
-          <w:ilvl w:val="0"/>
-          <w:numId w:val="6"/>
-        </w:numPr>
-        <w:spacing w:after="80"/>
-      </w:pPr>
-      <w:r>
-        <w:rPr>
-          <w:b/>
-          <w:bCs/>
-        </w:rPr>
-        <w:t xml:space="preserve">Small groups:</w:t>
-      </w:r>
-      <w:r>
-        <w:t xml:space="preserve"> if a group has fewer than 20 sales, show "fewer than 20 sales" in place of its figure.</w:t>
-      </w:r>
-    </w:p>
-    <w:p>
-      <w:pPr>
-        <w:pStyle w:val="ListParagraph"/>
-        <w:numPr>
-          <w:ilvl w:val="0"/>
-          <w:numId w:val="6"/>
-        </w:numPr>
-        <w:spacing w:after="80"/>
-      </w:pPr>
-      <w:r>
-        <w:rPr>
-          <w:b/>
-          <w:bCs/>
-        </w:rPr>
-        <w:t xml:space="preserve">Medians, not means,</w:t>
-      </w:r>
-      <w:r>
-        <w:t xml:space="preserve"> unless a question says otherwise.</w:t>
-      </w:r>
-    </w:p>
-    <w:p>
-      <w:pPr>
-        <w:pStyle w:val="Heading2"/>
-      </w:pPr>
-      <w:r>
-        <w:t xml:space="preserve">Questions</w:t>
-      </w:r>
-    </w:p>
-    <w:p>
-      <w:pPr>
-        <w:pStyle w:val="ListParagraph"/>
-        <w:numPr>
-          <w:ilvl w:val="0"/>
-          <w:numId w:val="7"/>
-        </w:numPr>
-        <w:spacing w:after="80"/>
-      </w:pPr>
-      <w:r>
-        <w:rPr>
-          <w:b/>
-          <w:bCs/>
-        </w:rPr>
-        <w:t xml:space="preserve">Price levels.</w:t>
-      </w:r>
-      <w:r>
-        <w:t xml:space="preserve"> For each campus area, what are the median sale price and the median price per square foot? Which areas are highest and lowest on each measure? Does the ranking change between the two measures, and why might it?</w:t>
-      </w:r>
-    </w:p>
-    <w:p>
-      <w:pPr>
-        <w:pStyle w:val="ListParagraph"/>
-        <w:numPr>
-          <w:ilvl w:val="0"/>
-          <w:numId w:val="7"/>
-        </w:numPr>
-        <w:spacing w:after="80"/>
-      </w:pPr>
-      <w:r>
-        <w:rPr>
-          <w:b/>
-          <w:bCs/>
-        </w:rPr>
-        <w:t xml:space="preserve">Speed.</w:t>
-      </w:r>
-      <w:r>
-        <w:t xml:space="preserve"> For each campus area, what is the median days on market? What share of sales has no days on market because a date is missing? Which areas sell fastest, and how could the missing share affect the comparison?</w:t>
-      </w:r>
-    </w:p>
-    <w:p>
-      <w:pPr>
-        <w:pStyle w:val="ListParagraph"/>
-        <w:numPr>
-          <w:ilvl w:val="0"/>
-          <w:numId w:val="7"/>
-        </w:numPr>
-        <w:spacing w:after="80"/>
-      </w:pPr>
-      <w:r>
-        <w:rPr>
-          <w:b/>
-          <w:bCs/>
-        </w:rPr>
-        <w:t xml:space="preserve">Distance.</w:t>
-      </w:r>
-      <w:r>
-        <w:t xml:space="preserve"> For each campus area, what is the median price per square foot in each distance band? In most areas, does price per square foot fall as the distance from campus grows? Name any area where it does not.</w:t>
-      </w:r>
-    </w:p>
-    <w:p>
-      <w:pPr>
-        <w:pStyle w:val="ListParagraph"/>
-        <w:numPr>
-          <w:ilvl w:val="0"/>
-          <w:numId w:val="7"/>
-        </w:numPr>
-        <w:spacing w:after="80"/>
-      </w:pPr>
-      <w:r>
-        <w:rPr>
-          <w:b/>
-          <w:bCs/>
-        </w:rPr>
-        <w:t xml:space="preserve">Timing.</w:t>
-      </w:r>
-      <w:r>
-        <w:t xml:space="preserve"> Across all areas, what is the median days on market for each calendar month in which homes were listed? Use only homes listed from April 1, 2023 through March 31, 2025, so that each calendar month covers exactly two years. Group them by the month of </w:t>
+        <w:spacing w:after="80"/>
+      </w:pPr>
+      <w:r>
+        <w:rPr>
+          <w:b/>
+          <w:bCs/>
+        </w:rPr>
+        <w:t xml:space="preserve">Distance bands,</w:t>
+      </w:r>
+      <w:r>
+        <w:t xml:space="preserve"> based on </w:t>
       </w:r>
       <w:r>
         <w:rPr>
@@ -858,10 +665,123 @@
           <w:sz w:val="20"/>
           <w:szCs w:val="20"/>
         </w:rPr>
-        <w:t xml:space="preserve">list_date</w:t>
-      </w:r>
-      <w:r>
-        <w:t xml:space="preserve">. Which months are fastest, and which are slowest?</w:t>
+        <w:t xml:space="preserve">miles_to_campus</w:t>
+      </w:r>
+      <w:r>
+        <w:t xml:space="preserve">:</w:t>
+      </w:r>
+    </w:p>
+    <w:p>
+      <w:pPr>
+        <w:pStyle w:val="ListParagraph"/>
+        <w:numPr>
+          <w:ilvl w:val="1"/>
+          <w:numId w:val="6"/>
+        </w:numPr>
+        <w:spacing w:after="60"/>
+      </w:pPr>
+      <w:r>
+        <w:t xml:space="preserve">Under 1 mile</w:t>
+      </w:r>
+    </w:p>
+    <w:p>
+      <w:pPr>
+        <w:pStyle w:val="ListParagraph"/>
+        <w:numPr>
+          <w:ilvl w:val="1"/>
+          <w:numId w:val="6"/>
+        </w:numPr>
+        <w:spacing w:after="60"/>
+      </w:pPr>
+      <w:r>
+        <w:t xml:space="preserve">1 to under 2 miles</w:t>
+      </w:r>
+    </w:p>
+    <w:p>
+      <w:pPr>
+        <w:pStyle w:val="ListParagraph"/>
+        <w:numPr>
+          <w:ilvl w:val="1"/>
+          <w:numId w:val="6"/>
+        </w:numPr>
+        <w:spacing w:after="60"/>
+      </w:pPr>
+      <w:r>
+        <w:t xml:space="preserve">2 to under 5 miles</w:t>
+      </w:r>
+    </w:p>
+    <w:p>
+      <w:pPr>
+        <w:pStyle w:val="ListParagraph"/>
+        <w:numPr>
+          <w:ilvl w:val="1"/>
+          <w:numId w:val="6"/>
+        </w:numPr>
+        <w:spacing w:after="60"/>
+      </w:pPr>
+      <w:r>
+        <w:t xml:space="preserve">5 to under 10 miles</w:t>
+      </w:r>
+    </w:p>
+    <w:p>
+      <w:pPr>
+        <w:pStyle w:val="ListParagraph"/>
+        <w:numPr>
+          <w:ilvl w:val="1"/>
+          <w:numId w:val="6"/>
+        </w:numPr>
+        <w:spacing w:after="60"/>
+      </w:pPr>
+      <w:r>
+        <w:t xml:space="preserve">10 miles or more</w:t>
+      </w:r>
+    </w:p>
+    <w:p>
+      <w:pPr>
+        <w:pStyle w:val="ListParagraph"/>
+        <w:numPr>
+          <w:ilvl w:val="0"/>
+          <w:numId w:val="6"/>
+        </w:numPr>
+        <w:spacing w:after="80"/>
+      </w:pPr>
+      <w:r>
+        <w:rPr>
+          <w:b/>
+          <w:bCs/>
+        </w:rPr>
+        <w:t xml:space="preserve">Small groups:</w:t>
+      </w:r>
+      <w:r>
+        <w:t xml:space="preserve"> if a median or a share is based on fewer than 20 sales, show "fewer than 20 sales" in place of it. Always show counts of sales and addresses.</w:t>
+      </w:r>
+    </w:p>
+    <w:p>
+      <w:pPr>
+        <w:pStyle w:val="ListParagraph"/>
+        <w:numPr>
+          <w:ilvl w:val="0"/>
+          <w:numId w:val="6"/>
+        </w:numPr>
+        <w:spacing w:after="80"/>
+      </w:pPr>
+      <w:r>
+        <w:rPr>
+          <w:b/>
+          <w:bCs/>
+        </w:rPr>
+        <w:t xml:space="preserve">Medians, not means,</w:t>
+      </w:r>
+      <w:r>
+        <w:t xml:space="preserve"> unless a question says otherwise.</w:t>
+      </w:r>
+    </w:p>
+    <w:p>
+      <w:pPr>
+        <w:pStyle w:val="Heading2"/>
+      </w:pPr>
+      <w:r>
+        <w:t xml:space="preserve">Questions</w:t>
       </w:r>
     </w:p>
     <w:p>
@@ -878,10 +798,70 @@
           <w:b/>
           <w:bCs/>
         </w:rPr>
-        <w:t xml:space="preserve">Assessment.</w:t>
-      </w:r>
-      <w:r>
-        <w:t xml:space="preserve"> For each campus area, what is the median ratio of </w:t>
+        <w:t xml:space="preserve">Price levels.</w:t>
+      </w:r>
+      <w:r>
+        <w:t xml:space="preserve"> For each campus area, what are the median sale price and the median price per square foot? Which areas are highest and lowest on each measure? Does the ranking change between the two measures, and why might it?</w:t>
+      </w:r>
+    </w:p>
+    <w:p>
+      <w:pPr>
+        <w:pStyle w:val="ListParagraph"/>
+        <w:numPr>
+          <w:ilvl w:val="0"/>
+          <w:numId w:val="7"/>
+        </w:numPr>
+        <w:spacing w:after="80"/>
+      </w:pPr>
+      <w:r>
+        <w:rPr>
+          <w:b/>
+          <w:bCs/>
+        </w:rPr>
+        <w:t xml:space="preserve">Speed.</w:t>
+      </w:r>
+      <w:r>
+        <w:t xml:space="preserve"> For each campus area, what is the median days on market? What share of sales has no days on market because a date is missing? Which areas sell fastest, and how could the missing share affect the comparison?</w:t>
+      </w:r>
+    </w:p>
+    <w:p>
+      <w:pPr>
+        <w:pStyle w:val="ListParagraph"/>
+        <w:numPr>
+          <w:ilvl w:val="0"/>
+          <w:numId w:val="7"/>
+        </w:numPr>
+        <w:spacing w:after="80"/>
+      </w:pPr>
+      <w:r>
+        <w:rPr>
+          <w:b/>
+          <w:bCs/>
+        </w:rPr>
+        <w:t xml:space="preserve">Distance.</w:t>
+      </w:r>
+      <w:r>
+        <w:t xml:space="preserve"> For each campus area, what is the median price per square foot in each distance band? In most areas, does price per square foot fall as the distance from campus grows? Say what you count as falling, and name any area where it does not.</w:t>
+      </w:r>
+    </w:p>
+    <w:p>
+      <w:pPr>
+        <w:pStyle w:val="ListParagraph"/>
+        <w:numPr>
+          <w:ilvl w:val="0"/>
+          <w:numId w:val="7"/>
+        </w:numPr>
+        <w:spacing w:after="80"/>
+      </w:pPr>
+      <w:r>
+        <w:rPr>
+          <w:b/>
+          <w:bCs/>
+        </w:rPr>
+        <w:t xml:space="preserve">Timing.</w:t>
+      </w:r>
+      <w:r>
+        <w:t xml:space="preserve"> Across all areas, pooled together, what is the median days on market for each calendar month in which homes were listed? Use only homes listed from April 1, 2023 through March 31, 2025, so that each calendar month covers exactly two years. Group them by the month of </w:t>
       </w:r>
       <w:r>
         <w:rPr>
@@ -889,10 +869,30 @@
           <w:sz w:val="20"/>
           <w:szCs w:val="20"/>
         </w:rPr>
-        <w:t xml:space="preserve">tax_assessed_value</w:t>
-      </w:r>
-      <w:r>
-        <w:t xml:space="preserve"> to </w:t>
+        <w:t xml:space="preserve">list_date</w:t>
+      </w:r>
+      <w:r>
+        <w:t xml:space="preserve">. Which months are fastest, and which are slowest?</w:t>
+      </w:r>
+    </w:p>
+    <w:p>
+      <w:pPr>
+        <w:pStyle w:val="ListParagraph"/>
+        <w:numPr>
+          <w:ilvl w:val="0"/>
+          <w:numId w:val="7"/>
+        </w:numPr>
+        <w:spacing w:after="80"/>
+      </w:pPr>
+      <w:r>
+        <w:rPr>
+          <w:b/>
+          <w:bCs/>
+        </w:rPr>
+        <w:t xml:space="preserve">Assessment.</w:t>
+      </w:r>
+      <w:r>
+        <w:t xml:space="preserve"> For each campus area, what is the median ratio of </w:t>
       </w:r>
       <w:r>
         <w:rPr>
@@ -900,30 +900,10 @@
           <w:sz w:val="20"/>
           <w:szCs w:val="20"/>
         </w:rPr>
-        <w:t xml:space="preserve">sale_price</w:t>
-      </w:r>
-      <w:r>
-        <w:t xml:space="preserve">, for valid sales with an assessed value above 0? Which areas are far from 1, and what could explain the gap?</w:t>
-      </w:r>
-    </w:p>
-    <w:p>
-      <w:pPr>
-        <w:pStyle w:val="ListParagraph"/>
-        <w:numPr>
-          <w:ilvl w:val="0"/>
-          <w:numId w:val="7"/>
-        </w:numPr>
-        <w:spacing w:after="80"/>
-      </w:pPr>
-      <w:r>
-        <w:rPr>
-          <w:b/>
-          <w:bCs/>
-        </w:rPr>
-        <w:t xml:space="preserve">Buildings.</w:t>
-      </w:r>
-      <w:r>
-        <w:t xml:space="preserve"> Group sales by street address, city, state and ZIP code. In each campus area, how many addresses have more than one sale, and how many sales do they cover? How does the median </w:t>
+        <w:t xml:space="preserve">tax_assessed_value</w:t>
+      </w:r>
+      <w:r>
+        <w:t xml:space="preserve"> to </w:t>
       </w:r>
       <w:r>
         <w:rPr>
@@ -931,10 +911,41 @@
           <w:sz w:val="20"/>
           <w:szCs w:val="20"/>
         </w:rPr>
+        <w:t xml:space="preserve">sale_price</w:t>
+      </w:r>
+      <w:r>
+        <w:t xml:space="preserve">, for valid sales with an assessed value above 0? Which areas are far from 1 (say what you count as far), and what could explain the gap? Cite a source for any explanation.</w:t>
+      </w:r>
+    </w:p>
+    <w:p>
+      <w:pPr>
+        <w:pStyle w:val="ListParagraph"/>
+        <w:numPr>
+          <w:ilvl w:val="0"/>
+          <w:numId w:val="7"/>
+        </w:numPr>
+        <w:spacing w:after="80"/>
+      </w:pPr>
+      <w:r>
+        <w:rPr>
+          <w:b/>
+          <w:bCs/>
+        </w:rPr>
+        <w:t xml:space="preserve">Buildings.</w:t>
+      </w:r>
+      <w:r>
+        <w:t xml:space="preserve"> Group sales by street address, city, state and ZIP code. In each campus area, how many addresses have more than one sale, and how many sales do they cover? How does the median </w:t>
+      </w:r>
+      <w:r>
+        <w:rPr>
+          <w:rFonts w:ascii="Consolas" w:cs="Consolas" w:eastAsia="Consolas" w:hAnsi="Consolas"/>
+          <w:sz w:val="20"/>
+          <w:szCs w:val="20"/>
+        </w:rPr>
         <w:t xml:space="preserve">miles_to_campus</w:t>
       </w:r>
       <w:r>
-        <w:t xml:space="preserve"> of those sales compare with that of all other sales?</w:t>
+        <w:t xml:space="preserve"> of those sales compare with that of all other sales, across all areas and within each area?</w:t>
       </w:r>
     </w:p>
     <w:p>
@@ -1027,7 +1038,7 @@
         <w:t xml:space="preserve">The site reads its data from files in the repository.</w:t>
       </w:r>
       <w:r>
-        <w:t xml:space="preserve"> If you prepare summary files from the full dataset, commit the script that made them, so anyone can reproduce them.</w:t>
+        <w:t xml:space="preserve"> If you prepare summary files from the full dataset, commit the script that made them and the data file it reads, so anyone can reproduce them. A script that prepares data files is fine; the site itself must run without a build step.</w:t>
       </w:r>
     </w:p>
     <w:p>
@@ -1275,7 +1286,7 @@
         <w:spacing w:after="60"/>
       </w:pPr>
       <w:r>
-        <w:t xml:space="preserve">"How we checked our numbers": at least three numbers shown on the site, each with the separate calculation that confirms it, such as a spreadsheet formula, a SQL query or a short script</w:t>
+        <w:t xml:space="preserve">"How we checked our numbers": at least three numbers shown on the site, each with a calculation that confirms it and is separate from the site's own code, such as a spreadsheet formula, a SQL query or a short script</w:t>
       </w:r>
     </w:p>
     <w:p>
@@ -1354,7 +1365,7 @@
         <w:t xml:space="preserve">A reflection of 400 to 600 words</w:t>
       </w:r>
       <w:r>
-        <w:t xml:space="preserve"> that answers these questions:</w:t>
+        <w:t xml:space="preserve"> that answers these questions. Submit it to your instructor; it does not go in your repository.</w:t>
       </w:r>
     </w:p>
     <w:p>

--- a/output/students/Case Document - Variation 2 (Specific Questions).docx
+++ b/output/students/Case Document - Variation 2 (Specific Questions).docx
@@ -155,7 +155,7 @@
     </w:p>
     <w:p>
       <w:r>
-        <w:t xml:space="preserve">You will work with the College-town home sales dataset (version 1.0). It holds 35,529 completed home sales around 11 university campuses, in 18 cities across 11 states, collected in March 2026.</w:t>
+        <w:t xml:space="preserve">You will work with the College-town home sales dataset (version 1.0). It holds 35,442 completed home sales around 11 university campuses, in 18 cities across 11 states, collected in March 2026.</w:t>
       </w:r>
     </w:p>
     <w:p>
@@ -325,10 +325,10 @@
           <w:b/>
           <w:bCs/>
         </w:rPr>
-        <w:t xml:space="preserve">Street addresses repeat.</w:t>
-      </w:r>
-      <w:r>
-        <w:t xml:space="preserve"> Condo and apartment units can share an address, so never remove a sale just because its address repeats.</w:t>
+        <w:t xml:space="preserve">Street addresses repeat</w:t>
+      </w:r>
+      <w:r>
+        <w:t xml:space="preserve"> because condo and apartment units share an address. Never remove duplicates by address.</w:t>
       </w:r>
     </w:p>
     <w:p>
@@ -2244,7 +2244,7 @@
         <w:spacing w:after="80"/>
       </w:pPr>
       <w:r>
-        <w:t xml:space="preserve">Ask the agent for a first page that loads the data and shows the number of rows (35,529). Then publish it.</w:t>
+        <w:t xml:space="preserve">Ask the agent for a first page that loads the data and shows the number of rows (35,442). Then publish it.</w:t>
       </w:r>
     </w:p>
     <w:p>

--- a/output/students/Case Document - Variation 2 (Specific Questions).docx
+++ b/output/students/Case Document - Variation 2 (Specific Questions).docx
@@ -243,7 +243,7 @@
     </w:p>
     <w:p>
       <w:r>
-        <w:t xml:space="preserve">The data comes as CSV, Excel, SQLite, DuckDB and Parquet files, with identical values in each. For a website, the CSV file (about 9 MB) is the simplest choice. The Parquet file is smaller (about 2 MB), but reading it in a browser takes an extra library.</w:t>
+        <w:t xml:space="preserve">The data comes as CSV, Excel, SQLite, DuckDB and Parquet files, with identical values in each. All five are already in the starter repository you will create (see "Getting started"). For a website, the CSV file (about 9 MB) is the simplest choice. The Parquet file is smaller (about 2 MB), but reading it in a browser takes an extra library.</w:t>
       </w:r>
     </w:p>
     <w:p>
@@ -1221,7 +1221,7 @@
         <w:t xml:space="preserve">A README.md file</w:t>
       </w:r>
       <w:r>
-        <w:t xml:space="preserve"> in your repository, containing:</w:t>
+        <w:t xml:space="preserve"> in your repository. The starter repository's README has a section for each item below. Fill them all in, and delete its "Start here" section:</w:t>
       </w:r>
     </w:p>
     <w:p>
@@ -1345,7 +1345,18 @@
         <w:t xml:space="preserve">An AGENT_LOG.md file</w:t>
       </w:r>
       <w:r>
-        <w:t xml:space="preserve"> in your repository, with dated entries. Each entry records what you asked the agent (paste in your key prompts), what it produced, and what you checked or changed. Include at least one time the agent got something wrong, and how you caught it.</w:t>
+        <w:t xml:space="preserve"> in your repository, with dated entries. Each entry records what you asked the agent (paste in your key prompts), what it produced, and what you checked or changed. Include at least one time the agent got something wrong, and how you caught it. The starter repository's </w:t>
+      </w:r>
+      <w:r>
+        <w:rPr>
+          <w:rFonts w:ascii="Consolas" w:cs="Consolas" w:eastAsia="Consolas" w:hAnsi="Consolas"/>
+          <w:sz w:val="20"/>
+          <w:szCs w:val="20"/>
+        </w:rPr>
+        <w:t xml:space="preserve">AGENT_LOG.md</w:t>
+      </w:r>
+      <w:r>
+        <w:t xml:space="preserve"> gives the outline for an entry.</w:t>
       </w:r>
     </w:p>
     <w:p>
@@ -2147,7 +2158,7 @@
         <w:t xml:space="preserve">Days 1 and 2:</w:t>
       </w:r>
       <w:r>
-        <w:t xml:space="preserve"> set up your accounts, create the repository and publish a first page on GitHub Pages.</w:t>
+        <w:t xml:space="preserve"> set up your accounts, create your repository from the starter template and publish a first page on GitHub Pages.</w:t>
       </w:r>
     </w:p>
     <w:p>
@@ -2218,7 +2229,18 @@
         <w:spacing w:after="80"/>
       </w:pPr>
       <w:r>
-        <w:t xml:space="preserve">Create a public GitHub repository and turn on GitHub Pages.</w:t>
+        <w:t xml:space="preserve">Create your repository from the case's starter template, </w:t>
+      </w:r>
+      <w:r>
+        <w:rPr>
+          <w:rFonts w:ascii="Consolas" w:cs="Consolas" w:eastAsia="Consolas" w:hAnsi="Consolas"/>
+          <w:sz w:val="20"/>
+          <w:szCs w:val="20"/>
+        </w:rPr>
+        <w:t xml:space="preserve">https://github.com/uidfc-business-emerging-technologies/campus-comparables-template</w:t>
+      </w:r>
+      <w:r>
+        <w:t xml:space="preserve">. It already holds the data, the data description sheet, project instructions for your agent, and outlines of your README and agent log.</w:t>
       </w:r>
     </w:p>
     <w:p>
@@ -2231,7 +2253,7 @@
         <w:spacing w:after="80"/>
       </w:pPr>
       <w:r>
-        <w:t xml:space="preserve">Add the data and the data description sheet to the repository, then give your agent its project instructions.</w:t>
+        <w:t xml:space="preserve">Turn on GitHub Pages, and publish the starter repository's placeholder page.</w:t>
       </w:r>
     </w:p>
     <w:p>
@@ -2244,7 +2266,7 @@
         <w:spacing w:after="80"/>
       </w:pPr>
       <w:r>
-        <w:t xml:space="preserve">Ask the agent for a first page that loads the data and shows the number of rows (35,442). Then publish it.</w:t>
+        <w:t xml:space="preserve">Open the repository in your agent. Ask it for a first page that loads the data and shows the number of rows (35,442). Then publish it.</w:t>
       </w:r>
     </w:p>
     <w:p>
